--- a/cf/jm/u/files/u008.docx
+++ b/cf/jm/u/files/u008.docx
@@ -20,7 +20,7 @@
     </w:p>
     <w:p>
       <w:r>
-        <w:t>請針對每個題目，把答案填在「回答：」後面（越具體越好）；填好後請放回您的部門資料夾即可，不需回信。</w:t>
+        <w:t>這份問卷是想更了解您的實際作業，好把您的 AI 助理做得更貼近需求。第一部分請把答案填在「回答：」後面（越具體越好）；第二部分只是先讓您了解，之後用的時候再一起調整，不用現在填。填好後放回您的部門資料夾即可，不需回信。</w:t>
       </w:r>
     </w:p>
     <w:p>
@@ -32,8 +32,16 @@
       </w:r>
     </w:p>
     <w:p>
+      <w:pPr>
+        <w:pStyle w:val="Heading2"/>
+      </w:pPr>
       <w:r>
-        <w:t>1. 進料檢驗紀錄表的正式版面與必填欄位為何？</w:t>
+        <w:t>一、請您提供或確認的事情</w:t>
+      </w:r>
+    </w:p>
+    <w:p>
+      <w:r>
+        <w:t>1. 你每週兩次要做的「進料檢驗紀錄表」，資料是業務或生管用信件轉來的一份 Excel 嗎？</w:t>
       </w:r>
     </w:p>
     <w:p>
@@ -43,7 +51,7 @@
     </w:p>
     <w:p>
       <w:r>
-        <w:t>2. 料號對照表（品名/規格/應檢驗項目）目前在哪，能否整理成可查詢的對照表？</w:t>
+        <w:t>2. 你希望 AI 把這份 Excel 裡的料號、品名、數量、批號整理進標準的進料檢驗紀錄表格式，並核對欄位有沒有缺，這樣對嗎？</w:t>
       </w:r>
     </w:p>
     <w:p>
@@ -53,7 +61,7 @@
     </w:p>
     <w:p>
       <w:r>
-        <w:t>3. 業務/生管轉來的 Excel 欄位固定嗎？能否統一格式讓彙整更穩定？</w:t>
+        <w:t>3. 有沒有一份「料號對照表」（哪個料號對到什麼品名/規格）？給 AI 核對用，避免對錯。</w:t>
       </w:r>
     </w:p>
     <w:p>
@@ -63,7 +71,7 @@
     </w:p>
     <w:p>
       <w:r>
-        <w:t>4. 檢驗結果/判定欄一律留空由人填嗎？有哪些欄位絕對不能由 AI 代填？</w:t>
+        <w:t>4. AI 只做「表格彙整」，實際檢驗結果和判定（合格/不合格）那幾欄是留白、由檢驗人員填的，這樣的分工對嗎？</w:t>
       </w:r>
     </w:p>
     <w:p>
@@ -73,12 +81,55 @@
     </w:p>
     <w:p>
       <w:r>
-        <w:t>5. 後續是否考慮改線上表單，讓 Agent 直接生成並核對、去掉紙本？</w:t>
+        <w:t>5. 小提醒：EgentHub 的對話框目前沒辦法直接上傳 Excel 檔，你需要把 Excel 內容貼進去、或把對照表放進知識庫，這樣可以嗎？</w:t>
       </w:r>
     </w:p>
     <w:p>
       <w:r>
         <w:t>回答：</w:t>
+      </w:r>
+    </w:p>
+    <w:p>
+      <w:r>
+        <w:t>6. 缺欄位時（例如某筆沒批號），你希望 AI 標「待補」而不是幫你猜，對嗎？</w:t>
+      </w:r>
+    </w:p>
+    <w:p>
+      <w:r>
+        <w:t>回答：</w:t>
+      </w:r>
+    </w:p>
+    <w:p>
+      <w:pPr>
+        <w:pStyle w:val="Heading2"/>
+      </w:pPr>
+      <w:r>
+        <w:t>二、要用了之後、跟 AI 一起調整的事情（先了解即可，不用現在填）</w:t>
+      </w:r>
+    </w:p>
+    <w:p>
+      <w:r>
+        <w:t>• 這題屬「立即可開發」，做出第一版後多跑幾份實際進料資料，把它抓錯或漏抓的欄位回饋給它，很快就能穩定。</w:t>
+      </w:r>
+    </w:p>
+    <w:p>
+      <w:r>
+        <w:t>• 如果業務/生管轉來的 Excel 每次欄位長得不一樣，AI 會比較容易抓錯；建議推動他們用固定格式，AI 彙整會更穩。</w:t>
+      </w:r>
+    </w:p>
+    <w:p>
+      <w:r>
+        <w:t>• 料號對照表有新增料號時記得更新知識庫，不然新料號會被標成「查無」。</w:t>
+      </w:r>
+    </w:p>
+    <w:p>
+      <w:r>
+        <w:t>• 每次看它列的「待補清單」，確認是真的缺、還是它沒抓到；累積幾次就能回頭微調提示詞。</w:t>
+      </w:r>
+    </w:p>
+    <w:p>
+      <w:r>
+        <w:t>• 守住「檢驗結果欄由人填、AI 不代填合格」的界線；未來若把紙本改成線上表單，AI 還能幫你直接生成加核對，更省事。</w:t>
       </w:r>
     </w:p>
     <w:p/>
